--- a/TeamMinutes.docx
+++ b/TeamMinutes.docx
@@ -83,7 +83,7 @@
           <w:noProof/>
         </w:rPr>
         <w:drawing>
-          <wp:inline distT="0" distB="0" distL="0" distR="0" wp14:anchorId="6BE91DA4" wp14:editId="6C39A2E6">
+          <wp:inline distT="0" distB="0" distL="0" distR="0" wp14:anchorId="6BE91DA4" wp14:editId="0090DE7F">
             <wp:extent cx="1709530" cy="534471"/>
             <wp:effectExtent l="0" t="0" r="5080" b="0"/>
             <wp:docPr id="1" name="Picture 1" descr="C:\Users\mloughry\AppData\Local\Microsoft\Windows\Temporary Internet Files\Content.Outlook\OG0115WC\CATME logo - Meeting Support - Web.tif"/>
@@ -476,31 +476,85 @@
                 <w:b/>
                 <w:color w:val="01564C"/>
               </w:rPr>
-              <w:t xml:space="preserve">Start Time:  </w:t>
-            </w:r>
-            <w:r>
-              <w:rPr>
-                <w:rFonts w:ascii="Verdana" w:hAnsi="Verdana"/>
-                <w:b/>
-                <w:i/>
-              </w:rPr>
-              <w:t>Record time meeting started</w:t>
-            </w:r>
-            <w:r>
-              <w:rPr>
-                <w:rFonts w:ascii="Verdana" w:hAnsi="Verdana"/>
-                <w:b/>
-                <w:color w:val="01564C"/>
-              </w:rPr>
-              <w:t xml:space="preserve">  End Time:  </w:t>
-            </w:r>
-            <w:r>
-              <w:rPr>
-                <w:rFonts w:ascii="Verdana" w:hAnsi="Verdana"/>
-                <w:b/>
-                <w:i/>
-              </w:rPr>
-              <w:t xml:space="preserve">Record </w:t>
+              <w:t>Start Time</w:t>
+            </w:r>
+            <w:proofErr w:type="gramStart"/>
+            <w:r>
+              <w:rPr>
+                <w:rFonts w:ascii="Verdana" w:hAnsi="Verdana"/>
+                <w:b/>
+                <w:color w:val="01564C"/>
+              </w:rPr>
+              <w:t xml:space="preserve">:  </w:t>
+            </w:r>
+            <w:r>
+              <w:rPr>
+                <w:rFonts w:ascii="Verdana" w:hAnsi="Verdana"/>
+                <w:b/>
+                <w:i/>
+              </w:rPr>
+              <w:t>Record</w:t>
+            </w:r>
+            <w:proofErr w:type="gramEnd"/>
+            <w:r>
+              <w:rPr>
+                <w:rFonts w:ascii="Verdana" w:hAnsi="Verdana"/>
+                <w:b/>
+                <w:i/>
+              </w:rPr>
+              <w:t xml:space="preserve"> time meeting </w:t>
+            </w:r>
+            <w:proofErr w:type="gramStart"/>
+            <w:r>
+              <w:rPr>
+                <w:rFonts w:ascii="Verdana" w:hAnsi="Verdana"/>
+                <w:b/>
+                <w:i/>
+              </w:rPr>
+              <w:t>started</w:t>
+            </w:r>
+            <w:r>
+              <w:rPr>
+                <w:rFonts w:ascii="Verdana" w:hAnsi="Verdana"/>
+                <w:b/>
+                <w:color w:val="01564C"/>
+              </w:rPr>
+              <w:t xml:space="preserve">  End</w:t>
+            </w:r>
+            <w:proofErr w:type="gramEnd"/>
+            <w:r>
+              <w:rPr>
+                <w:rFonts w:ascii="Verdana" w:hAnsi="Verdana"/>
+                <w:b/>
+                <w:color w:val="01564C"/>
+              </w:rPr>
+              <w:t xml:space="preserve"> Time</w:t>
+            </w:r>
+            <w:proofErr w:type="gramStart"/>
+            <w:r>
+              <w:rPr>
+                <w:rFonts w:ascii="Verdana" w:hAnsi="Verdana"/>
+                <w:b/>
+                <w:color w:val="01564C"/>
+              </w:rPr>
+              <w:t xml:space="preserve">:  </w:t>
+            </w:r>
+            <w:r>
+              <w:rPr>
+                <w:rFonts w:ascii="Verdana" w:hAnsi="Verdana"/>
+                <w:b/>
+                <w:i/>
+              </w:rPr>
+              <w:t>Record</w:t>
+            </w:r>
+            <w:proofErr w:type="gramEnd"/>
+            <w:r>
+              <w:rPr>
+                <w:rFonts w:ascii="Verdana" w:hAnsi="Verdana"/>
+                <w:b/>
+                <w:i/>
+              </w:rPr>
+              <w:t xml:space="preserve"> </w:t>
             </w:r>
             <w:r>
               <w:rPr>
@@ -596,7 +650,23 @@
                 <w:rFonts w:ascii="Verdana" w:hAnsi="Verdana"/>
                 <w:color w:val="01564C"/>
               </w:rPr>
-              <w:t>2.  Purpose of Meeting</w:t>
+              <w:t>2</w:t>
+            </w:r>
+            <w:proofErr w:type="gramStart"/>
+            <w:r>
+              <w:rPr>
+                <w:rFonts w:ascii="Verdana" w:hAnsi="Verdana"/>
+                <w:color w:val="01564C"/>
+              </w:rPr>
+              <w:t>.  Purpose</w:t>
+            </w:r>
+            <w:proofErr w:type="gramEnd"/>
+            <w:r>
+              <w:rPr>
+                <w:rFonts w:ascii="Verdana" w:hAnsi="Verdana"/>
+                <w:color w:val="01564C"/>
+              </w:rPr>
+              <w:t xml:space="preserve"> of Meeting</w:t>
             </w:r>
           </w:p>
         </w:tc>
@@ -673,7 +743,23 @@
                 <w:rFonts w:ascii="Verdana" w:hAnsi="Verdana"/>
                 <w:color w:val="01564C"/>
               </w:rPr>
-              <w:t>4.  Summarize work completed during meeting</w:t>
+              <w:t>4</w:t>
+            </w:r>
+            <w:proofErr w:type="gramStart"/>
+            <w:r>
+              <w:rPr>
+                <w:rFonts w:ascii="Verdana" w:hAnsi="Verdana"/>
+                <w:color w:val="01564C"/>
+              </w:rPr>
+              <w:t>.  Summarize</w:t>
+            </w:r>
+            <w:proofErr w:type="gramEnd"/>
+            <w:r>
+              <w:rPr>
+                <w:rFonts w:ascii="Verdana" w:hAnsi="Verdana"/>
+                <w:color w:val="01564C"/>
+              </w:rPr>
+              <w:t xml:space="preserve"> work completed during meeting</w:t>
             </w:r>
           </w:p>
         </w:tc>
@@ -890,6 +976,8 @@
     <w:tbl>
       <w:tblPr>
         <w:tblStyle w:val="TableGrid"/>
+        <w:tblpPr w:leftFromText="180" w:rightFromText="180" w:vertAnchor="text" w:tblpY="1"/>
+        <w:tblOverlap w:val="never"/>
         <w:tblW w:w="10098" w:type="dxa"/>
         <w:tblLook w:val="04A0" w:firstRow="1" w:lastRow="0" w:firstColumn="1" w:lastColumn="0" w:noHBand="0" w:noVBand="1"/>
       </w:tblPr>
@@ -957,6 +1045,7 @@
               </w:rPr>
               <w:t xml:space="preserve">Start Time:  </w:t>
             </w:r>
+            <w:proofErr w:type="gramStart"/>
             <w:r>
               <w:rPr>
                 <w:rFonts w:ascii="Verdana" w:hAnsi="Verdana"/>
@@ -971,15 +1060,42 @@
                 <w:b/>
                 <w:color w:val="01564C"/>
               </w:rPr>
-              <w:t xml:space="preserve">  End Time:  </w:t>
-            </w:r>
-            <w:r>
-              <w:rPr>
-                <w:rFonts w:ascii="Verdana" w:hAnsi="Verdana"/>
-                <w:b/>
-                <w:i/>
-              </w:rPr>
-              <w:t>11:32</w:t>
+              <w:t xml:space="preserve">  End</w:t>
+            </w:r>
+            <w:proofErr w:type="gramEnd"/>
+            <w:r>
+              <w:rPr>
+                <w:rFonts w:ascii="Verdana" w:hAnsi="Verdana"/>
+                <w:b/>
+                <w:color w:val="01564C"/>
+              </w:rPr>
+              <w:t xml:space="preserve"> Time</w:t>
+            </w:r>
+            <w:proofErr w:type="gramStart"/>
+            <w:r>
+              <w:rPr>
+                <w:rFonts w:ascii="Verdana" w:hAnsi="Verdana"/>
+                <w:b/>
+                <w:color w:val="01564C"/>
+              </w:rPr>
+              <w:t xml:space="preserve">:  </w:t>
+            </w:r>
+            <w:r>
+              <w:rPr>
+                <w:rFonts w:ascii="Verdana" w:hAnsi="Verdana"/>
+                <w:b/>
+                <w:i/>
+              </w:rPr>
+              <w:t>11</w:t>
+            </w:r>
+            <w:proofErr w:type="gramEnd"/>
+            <w:r>
+              <w:rPr>
+                <w:rFonts w:ascii="Verdana" w:hAnsi="Verdana"/>
+                <w:b/>
+                <w:i/>
+              </w:rPr>
+              <w:t>:32</w:t>
             </w:r>
           </w:p>
           <w:p>
@@ -1067,27 +1183,59 @@
                 <w:rFonts w:ascii="Verdana" w:hAnsi="Verdana"/>
                 <w:color w:val="01564C"/>
               </w:rPr>
-              <w:t>2.  Purpose of Meeting</w:t>
-            </w:r>
-          </w:p>
-        </w:tc>
-        <w:tc>
-          <w:tcPr>
-            <w:tcW w:w="7920" w:type="dxa"/>
-          </w:tcPr>
-          <w:p>
-            <w:pPr>
-              <w:rPr>
-                <w:rFonts w:ascii="Verdana" w:hAnsi="Verdana"/>
-                <w:i/>
-              </w:rPr>
-            </w:pPr>
-            <w:r>
-              <w:rPr>
-                <w:rFonts w:ascii="Verdana" w:hAnsi="Verdana"/>
-                <w:i/>
-              </w:rPr>
-              <w:t>To discuss current progress on the robot as well as future plans for meeting and work</w:t>
+              <w:t>2</w:t>
+            </w:r>
+            <w:proofErr w:type="gramStart"/>
+            <w:r>
+              <w:rPr>
+                <w:rFonts w:ascii="Verdana" w:hAnsi="Verdana"/>
+                <w:color w:val="01564C"/>
+              </w:rPr>
+              <w:t>.  Purpose</w:t>
+            </w:r>
+            <w:proofErr w:type="gramEnd"/>
+            <w:r>
+              <w:rPr>
+                <w:rFonts w:ascii="Verdana" w:hAnsi="Verdana"/>
+                <w:color w:val="01564C"/>
+              </w:rPr>
+              <w:t xml:space="preserve"> of Meeting</w:t>
+            </w:r>
+          </w:p>
+        </w:tc>
+        <w:tc>
+          <w:tcPr>
+            <w:tcW w:w="7920" w:type="dxa"/>
+          </w:tcPr>
+          <w:p>
+            <w:pPr>
+              <w:rPr>
+                <w:rFonts w:ascii="Verdana" w:hAnsi="Verdana"/>
+                <w:i/>
+              </w:rPr>
+            </w:pPr>
+            <w:r>
+              <w:rPr>
+                <w:rFonts w:ascii="Verdana" w:hAnsi="Verdana"/>
+                <w:i/>
+              </w:rPr>
+              <w:t xml:space="preserve">To discuss current progress on the robot as well as </w:t>
+            </w:r>
+            <w:proofErr w:type="gramStart"/>
+            <w:r>
+              <w:rPr>
+                <w:rFonts w:ascii="Verdana" w:hAnsi="Verdana"/>
+                <w:i/>
+              </w:rPr>
+              <w:t>future plans</w:t>
+            </w:r>
+            <w:proofErr w:type="gramEnd"/>
+            <w:r>
+              <w:rPr>
+                <w:rFonts w:ascii="Verdana" w:hAnsi="Verdana"/>
+                <w:i/>
+              </w:rPr>
+              <w:t xml:space="preserve"> for meeting and work</w:t>
             </w:r>
           </w:p>
         </w:tc>
@@ -1211,7 +1359,23 @@
                 <w:rFonts w:ascii="Verdana" w:hAnsi="Verdana"/>
                 <w:i/>
               </w:rPr>
-              <w:t xml:space="preserve"> Worked on the Raspberry Pi camera and OpenCV ArUco marker detection. Developed/tested the code to continuously capture images, detect one or more markers, and display marker IDs.</w:t>
+              <w:t xml:space="preserve"> Worked on the Raspberry Pi camera and OpenCV </w:t>
+            </w:r>
+            <w:proofErr w:type="spellStart"/>
+            <w:r>
+              <w:rPr>
+                <w:rFonts w:ascii="Verdana" w:hAnsi="Verdana"/>
+                <w:i/>
+              </w:rPr>
+              <w:t>ArUco</w:t>
+            </w:r>
+            <w:proofErr w:type="spellEnd"/>
+            <w:r>
+              <w:rPr>
+                <w:rFonts w:ascii="Verdana" w:hAnsi="Verdana"/>
+                <w:i/>
+              </w:rPr>
+              <w:t xml:space="preserve"> marker detection. Developed/tested the code to continuously capture images, detect one or more markers, and display marker IDs.</w:t>
             </w:r>
           </w:p>
         </w:tc>
@@ -1319,7 +1483,23 @@
                 <w:rFonts w:ascii="Verdana" w:hAnsi="Verdana"/>
                 <w:i/>
               </w:rPr>
-              <w:t xml:space="preserve"> Worked on detecting the green shape using the camera and OpenCV color masking. Experimented w morphological transformations to clean the mask and used contours to display the detecting shape on the original image.</w:t>
+              <w:t xml:space="preserve"> Worked on detecting the green shape using the camera and OpenCV color masking. </w:t>
+            </w:r>
+            <w:proofErr w:type="gramStart"/>
+            <w:r>
+              <w:rPr>
+                <w:rFonts w:ascii="Verdana" w:hAnsi="Verdana"/>
+                <w:i/>
+              </w:rPr>
+              <w:t>Experimented w</w:t>
+            </w:r>
+            <w:proofErr w:type="gramEnd"/>
+            <w:r>
+              <w:rPr>
+                <w:rFonts w:ascii="Verdana" w:hAnsi="Verdana"/>
+                <w:i/>
+              </w:rPr>
+              <w:t xml:space="preserve"> morphological transformations to clean the mask and used contours to display the detecting shape on the original image.</w:t>
             </w:r>
           </w:p>
         </w:tc>
@@ -1362,7 +1542,23 @@
                 <w:rFonts w:ascii="Verdana" w:hAnsi="Verdana"/>
                 <w:color w:val="01564C"/>
               </w:rPr>
-              <w:t>4.  Summarize work completed during meeting</w:t>
+              <w:t>4</w:t>
+            </w:r>
+            <w:proofErr w:type="gramStart"/>
+            <w:r>
+              <w:rPr>
+                <w:rFonts w:ascii="Verdana" w:hAnsi="Verdana"/>
+                <w:color w:val="01564C"/>
+              </w:rPr>
+              <w:t>.  Summarize</w:t>
+            </w:r>
+            <w:proofErr w:type="gramEnd"/>
+            <w:r>
+              <w:rPr>
+                <w:rFonts w:ascii="Verdana" w:hAnsi="Verdana"/>
+                <w:color w:val="01564C"/>
+              </w:rPr>
+              <w:t xml:space="preserve"> work completed during meeting</w:t>
             </w:r>
           </w:p>
         </w:tc>
@@ -1722,6 +1918,16 @@
           <w:szCs w:val="28"/>
         </w:rPr>
       </w:pPr>
+      <w:r>
+        <w:rPr>
+          <w:rFonts w:ascii="Verdana" w:hAnsi="Verdana"/>
+          <w:b/>
+          <w:color w:val="01564C"/>
+          <w:sz w:val="28"/>
+          <w:szCs w:val="28"/>
+        </w:rPr>
+        <w:br w:type="textWrapping" w:clear="all"/>
+      </w:r>
     </w:p>
     <w:p>
       <w:pPr>
@@ -1748,7 +1954,6 @@
           <w:b/>
           <w:color w:val="01564C"/>
         </w:rPr>
-        <w:lastRenderedPageBreak/>
         <w:t xml:space="preserve">Meeting </w:t>
       </w:r>
       <w:r>
@@ -1807,69 +2012,70 @@
                 <w:b/>
                 <w:i/>
               </w:rPr>
-              <w:t>Put date here</w:t>
-            </w:r>
-          </w:p>
-        </w:tc>
-        <w:tc>
-          <w:tcPr>
-            <w:tcW w:w="7920" w:type="dxa"/>
-          </w:tcPr>
-          <w:p>
-            <w:pPr>
-              <w:rPr>
-                <w:rFonts w:ascii="Verdana" w:hAnsi="Verdana"/>
-                <w:b/>
-                <w:color w:val="01564C"/>
-              </w:rPr>
-            </w:pPr>
-            <w:r>
-              <w:rPr>
-                <w:rFonts w:ascii="Verdana" w:hAnsi="Verdana"/>
-                <w:b/>
-                <w:color w:val="01564C"/>
-              </w:rPr>
-              <w:t xml:space="preserve">Start Time:  </w:t>
-            </w:r>
-            <w:r>
-              <w:rPr>
-                <w:rFonts w:ascii="Verdana" w:hAnsi="Verdana"/>
-                <w:b/>
-                <w:i/>
-              </w:rPr>
-              <w:t>Record time meeting started</w:t>
-            </w:r>
-            <w:r>
-              <w:rPr>
-                <w:rFonts w:ascii="Verdana" w:hAnsi="Verdana"/>
-                <w:b/>
-                <w:color w:val="01564C"/>
-              </w:rPr>
-              <w:t xml:space="preserve">  End Time:  </w:t>
-            </w:r>
-            <w:r>
-              <w:rPr>
-                <w:rFonts w:ascii="Verdana" w:hAnsi="Verdana"/>
-                <w:b/>
-                <w:i/>
-              </w:rPr>
-              <w:t>Record meeting end time</w:t>
-            </w:r>
-          </w:p>
-          <w:p>
-            <w:pPr>
-              <w:rPr>
-                <w:rFonts w:ascii="Verdana" w:hAnsi="Verdana"/>
-                <w:b/>
-              </w:rPr>
-            </w:pPr>
-            <w:r>
-              <w:rPr>
-                <w:rFonts w:ascii="Verdana" w:hAnsi="Verdana"/>
-                <w:b/>
-                <w:color w:val="01564C"/>
-              </w:rPr>
-              <w:t>Summary of Meeting</w:t>
+              <w:t>10/9/26</w:t>
+            </w:r>
+          </w:p>
+        </w:tc>
+        <w:tc>
+          <w:tcPr>
+            <w:tcW w:w="7920" w:type="dxa"/>
+          </w:tcPr>
+          <w:p>
+            <w:pPr>
+              <w:rPr>
+                <w:rFonts w:ascii="Verdana" w:hAnsi="Verdana"/>
+                <w:b/>
+              </w:rPr>
+            </w:pPr>
+            <w:r>
+              <w:rPr>
+                <w:rFonts w:ascii="Verdana" w:hAnsi="Verdana"/>
+                <w:b/>
+                <w:color w:val="01564C"/>
+              </w:rPr>
+              <w:t>Start Time:</w:t>
+            </w:r>
+            <w:r>
+              <w:rPr>
+                <w:rFonts w:ascii="Verdana" w:hAnsi="Verdana"/>
+                <w:b/>
+                <w:i/>
+              </w:rPr>
+              <w:t xml:space="preserve"> 10:30 </w:t>
+            </w:r>
+            <w:r>
+              <w:rPr>
+                <w:rFonts w:ascii="Verdana" w:hAnsi="Verdana"/>
+                <w:b/>
+                <w:color w:val="01564C"/>
+              </w:rPr>
+              <w:t>End Time</w:t>
+            </w:r>
+            <w:proofErr w:type="gramStart"/>
+            <w:r>
+              <w:rPr>
+                <w:rFonts w:ascii="Verdana" w:hAnsi="Verdana"/>
+                <w:b/>
+                <w:color w:val="01564C"/>
+              </w:rPr>
+              <w:t xml:space="preserve">:  </w:t>
+            </w:r>
+            <w:r>
+              <w:rPr>
+                <w:rFonts w:ascii="Verdana" w:hAnsi="Verdana"/>
+                <w:b/>
+                <w:i/>
+              </w:rPr>
+              <w:t>10</w:t>
+            </w:r>
+            <w:proofErr w:type="gramEnd"/>
+            <w:r>
+              <w:rPr>
+                <w:rFonts w:ascii="Verdana" w:hAnsi="Verdana"/>
+                <w:b/>
+                <w:i/>
+              </w:rPr>
+              <w:t>:44</w:t>
             </w:r>
           </w:p>
         </w:tc>
@@ -1906,41 +2112,71 @@
                 <w:i/>
               </w:rPr>
             </w:pPr>
-          </w:p>
-        </w:tc>
-      </w:tr>
-      <w:tr>
-        <w:tc>
-          <w:tcPr>
-            <w:tcW w:w="2178" w:type="dxa"/>
-          </w:tcPr>
-          <w:p>
-            <w:pPr>
-              <w:rPr>
-                <w:rFonts w:ascii="Verdana" w:hAnsi="Verdana"/>
-                <w:color w:val="01564C"/>
-              </w:rPr>
-            </w:pPr>
-            <w:r>
-              <w:rPr>
-                <w:rFonts w:ascii="Verdana" w:hAnsi="Verdana"/>
-                <w:color w:val="01564C"/>
-              </w:rPr>
-              <w:t>2.  Purpose of Meeting</w:t>
-            </w:r>
-          </w:p>
-        </w:tc>
-        <w:tc>
-          <w:tcPr>
-            <w:tcW w:w="7920" w:type="dxa"/>
-          </w:tcPr>
-          <w:p>
-            <w:pPr>
-              <w:rPr>
-                <w:rFonts w:ascii="Verdana" w:hAnsi="Verdana"/>
-                <w:i/>
-              </w:rPr>
-            </w:pPr>
+            <w:r>
+              <w:rPr>
+                <w:rFonts w:ascii="Verdana" w:hAnsi="Verdana"/>
+                <w:i/>
+              </w:rPr>
+              <w:t>Wren Heinley, Vlad Kazakin, Cameron Macmillan, Ben Rozic</w:t>
+            </w:r>
+          </w:p>
+        </w:tc>
+      </w:tr>
+      <w:tr>
+        <w:tc>
+          <w:tcPr>
+            <w:tcW w:w="2178" w:type="dxa"/>
+          </w:tcPr>
+          <w:p>
+            <w:pPr>
+              <w:rPr>
+                <w:rFonts w:ascii="Verdana" w:hAnsi="Verdana"/>
+                <w:color w:val="01564C"/>
+              </w:rPr>
+            </w:pPr>
+            <w:r>
+              <w:rPr>
+                <w:rFonts w:ascii="Verdana" w:hAnsi="Verdana"/>
+                <w:color w:val="01564C"/>
+              </w:rPr>
+              <w:t>2</w:t>
+            </w:r>
+            <w:proofErr w:type="gramStart"/>
+            <w:r>
+              <w:rPr>
+                <w:rFonts w:ascii="Verdana" w:hAnsi="Verdana"/>
+                <w:color w:val="01564C"/>
+              </w:rPr>
+              <w:t>.  Purpose</w:t>
+            </w:r>
+            <w:proofErr w:type="gramEnd"/>
+            <w:r>
+              <w:rPr>
+                <w:rFonts w:ascii="Verdana" w:hAnsi="Verdana"/>
+                <w:color w:val="01564C"/>
+              </w:rPr>
+              <w:t xml:space="preserve"> of Meeting</w:t>
+            </w:r>
+          </w:p>
+        </w:tc>
+        <w:tc>
+          <w:tcPr>
+            <w:tcW w:w="7920" w:type="dxa"/>
+          </w:tcPr>
+          <w:p>
+            <w:pPr>
+              <w:rPr>
+                <w:rFonts w:ascii="Verdana" w:hAnsi="Verdana"/>
+                <w:i/>
+              </w:rPr>
+            </w:pPr>
+            <w:r>
+              <w:rPr>
+                <w:rFonts w:ascii="Verdana" w:hAnsi="Verdana"/>
+                <w:i/>
+              </w:rPr>
+              <w:t>Outline a timeline for the next steps in the project</w:t>
+            </w:r>
           </w:p>
         </w:tc>
       </w:tr>
@@ -1980,9 +2216,27 @@
             <w:r>
               <w:rPr>
                 <w:rFonts w:ascii="Verdana" w:hAnsi="Verdana"/>
-                <w:i/>
-              </w:rPr>
-              <w:t>Team member:</w:t>
+                <w:b/>
+                <w:bCs/>
+                <w:i/>
+              </w:rPr>
+              <w:t>Wren Heinley:</w:t>
+            </w:r>
+            <w:r>
+              <w:rPr>
+                <w:rFonts w:ascii="Verdana" w:hAnsi="Verdana"/>
+                <w:b/>
+                <w:bCs/>
+                <w:i/>
+              </w:rPr>
+              <w:t xml:space="preserve"> </w:t>
+            </w:r>
+            <w:r>
+              <w:rPr>
+                <w:rFonts w:ascii="Verdana" w:hAnsi="Verdana"/>
+                <w:i/>
+              </w:rPr>
+              <w:t>Finalized localization and control for assignment 3, began research and work on demo 1</w:t>
             </w:r>
           </w:p>
         </w:tc>
@@ -2016,9 +2270,39 @@
             <w:r>
               <w:rPr>
                 <w:rFonts w:ascii="Verdana" w:hAnsi="Verdana"/>
-                <w:i/>
-              </w:rPr>
-              <w:t>Team member:</w:t>
+                <w:b/>
+                <w:bCs/>
+                <w:i/>
+              </w:rPr>
+              <w:t>Vlad Kazakin:</w:t>
+            </w:r>
+            <w:r>
+              <w:rPr>
+                <w:rFonts w:ascii="Verdana" w:hAnsi="Verdana"/>
+                <w:i/>
+              </w:rPr>
+              <w:t xml:space="preserve"> </w:t>
+            </w:r>
+            <w:r>
+              <w:rPr>
+                <w:rFonts w:ascii="Verdana" w:hAnsi="Verdana"/>
+                <w:i/>
+              </w:rPr>
+              <w:t xml:space="preserve">Finalized </w:t>
+            </w:r>
+            <w:r>
+              <w:rPr>
+                <w:rFonts w:ascii="Verdana" w:hAnsi="Verdana"/>
+                <w:i/>
+              </w:rPr>
+              <w:t>computer vision and integration</w:t>
+            </w:r>
+            <w:r>
+              <w:rPr>
+                <w:rFonts w:ascii="Verdana" w:hAnsi="Verdana"/>
+                <w:i/>
+              </w:rPr>
+              <w:t xml:space="preserve"> for assignment 3, began research and work on demo 1</w:t>
             </w:r>
           </w:p>
         </w:tc>
@@ -2052,9 +2336,27 @@
             <w:r>
               <w:rPr>
                 <w:rFonts w:ascii="Verdana" w:hAnsi="Verdana"/>
-                <w:i/>
-              </w:rPr>
-              <w:t>Team member:</w:t>
+                <w:b/>
+                <w:bCs/>
+                <w:i/>
+              </w:rPr>
+              <w:t>Cameron Macmillan:</w:t>
+            </w:r>
+            <w:r>
+              <w:rPr>
+                <w:rFonts w:ascii="Verdana" w:hAnsi="Verdana"/>
+                <w:b/>
+                <w:bCs/>
+                <w:i/>
+              </w:rPr>
+              <w:t xml:space="preserve"> </w:t>
+            </w:r>
+            <w:r>
+              <w:rPr>
+                <w:rFonts w:ascii="Verdana" w:hAnsi="Verdana"/>
+                <w:i/>
+              </w:rPr>
+              <w:t>Finalized localization and control for assignment 3, began research and work on demo 1</w:t>
             </w:r>
           </w:p>
         </w:tc>
@@ -2088,14 +2390,35 @@
             <w:r>
               <w:rPr>
                 <w:rFonts w:ascii="Verdana" w:hAnsi="Verdana"/>
-                <w:i/>
-              </w:rPr>
-              <w:t>Team member:</w:t>
-            </w:r>
-          </w:p>
-        </w:tc>
-      </w:tr>
-      <w:tr>
+                <w:b/>
+                <w:bCs/>
+                <w:i/>
+              </w:rPr>
+              <w:t>Ben Rozic:</w:t>
+            </w:r>
+            <w:r>
+              <w:rPr>
+                <w:rFonts w:ascii="Verdana" w:hAnsi="Verdana"/>
+                <w:i/>
+              </w:rPr>
+              <w:t xml:space="preserve"> </w:t>
+            </w:r>
+            <w:r>
+              <w:rPr>
+                <w:rFonts w:ascii="Verdana" w:hAnsi="Verdana"/>
+                <w:i/>
+              </w:rPr>
+              <w:t>Finalized computer vision and integration for assignment 3, began research and work on demo 1</w:t>
+            </w:r>
+          </w:p>
+        </w:tc>
+      </w:tr>
+      <w:tr>
+        <w:trPr>
+          <w:gridAfter w:val="1"/>
+          <w:wAfter w:w="7920" w:type="dxa"/>
+          <w:trHeight w:val="292"/>
+        </w:trPr>
         <w:tc>
           <w:tcPr>
             <w:tcW w:w="2178" w:type="dxa"/>
@@ -2110,59 +2433,62 @@
             </w:pPr>
           </w:p>
         </w:tc>
-        <w:tc>
-          <w:tcPr>
-            <w:tcW w:w="7920" w:type="dxa"/>
-          </w:tcPr>
-          <w:p>
-            <w:pPr>
-              <w:rPr>
-                <w:rFonts w:ascii="Verdana" w:hAnsi="Verdana"/>
-                <w:i/>
-              </w:rPr>
-            </w:pPr>
-            <w:r>
-              <w:rPr>
-                <w:rFonts w:ascii="Verdana" w:hAnsi="Verdana"/>
-                <w:i/>
-              </w:rPr>
-              <w:t>Team member:</w:t>
-            </w:r>
-          </w:p>
-        </w:tc>
-      </w:tr>
-      <w:tr>
-        <w:tc>
-          <w:tcPr>
-            <w:tcW w:w="2178" w:type="dxa"/>
-          </w:tcPr>
-          <w:p>
-            <w:pPr>
-              <w:rPr>
-                <w:rFonts w:ascii="Verdana" w:hAnsi="Verdana"/>
-                <w:color w:val="01564C"/>
-              </w:rPr>
-            </w:pPr>
-            <w:r>
-              <w:rPr>
-                <w:rFonts w:ascii="Verdana" w:hAnsi="Verdana"/>
-                <w:color w:val="01564C"/>
-              </w:rPr>
-              <w:t>4.  Summarize work completed during meeting</w:t>
-            </w:r>
-          </w:p>
-        </w:tc>
-        <w:tc>
-          <w:tcPr>
-            <w:tcW w:w="7920" w:type="dxa"/>
-          </w:tcPr>
-          <w:p>
-            <w:pPr>
-              <w:rPr>
-                <w:rFonts w:ascii="Verdana" w:hAnsi="Verdana"/>
-                <w:i/>
-              </w:rPr>
-            </w:pPr>
+      </w:tr>
+      <w:tr>
+        <w:tc>
+          <w:tcPr>
+            <w:tcW w:w="2178" w:type="dxa"/>
+          </w:tcPr>
+          <w:p>
+            <w:pPr>
+              <w:rPr>
+                <w:rFonts w:ascii="Verdana" w:hAnsi="Verdana"/>
+                <w:color w:val="01564C"/>
+              </w:rPr>
+            </w:pPr>
+            <w:r>
+              <w:rPr>
+                <w:rFonts w:ascii="Verdana" w:hAnsi="Verdana"/>
+                <w:color w:val="01564C"/>
+              </w:rPr>
+              <w:t>4</w:t>
+            </w:r>
+            <w:proofErr w:type="gramStart"/>
+            <w:r>
+              <w:rPr>
+                <w:rFonts w:ascii="Verdana" w:hAnsi="Verdana"/>
+                <w:color w:val="01564C"/>
+              </w:rPr>
+              <w:t>.  Summarize</w:t>
+            </w:r>
+            <w:proofErr w:type="gramEnd"/>
+            <w:r>
+              <w:rPr>
+                <w:rFonts w:ascii="Verdana" w:hAnsi="Verdana"/>
+                <w:color w:val="01564C"/>
+              </w:rPr>
+              <w:t xml:space="preserve"> work completed during meeting</w:t>
+            </w:r>
+          </w:p>
+        </w:tc>
+        <w:tc>
+          <w:tcPr>
+            <w:tcW w:w="7920" w:type="dxa"/>
+          </w:tcPr>
+          <w:p>
+            <w:pPr>
+              <w:rPr>
+                <w:rFonts w:ascii="Verdana" w:hAnsi="Verdana"/>
+                <w:i/>
+              </w:rPr>
+            </w:pPr>
+            <w:r>
+              <w:rPr>
+                <w:rFonts w:ascii="Verdana" w:hAnsi="Verdana"/>
+                <w:i/>
+              </w:rPr>
+              <w:t>We outlined work done and work needed to be done to complete demo 1</w:t>
+            </w:r>
           </w:p>
         </w:tc>
       </w:tr>
@@ -2202,9 +2528,32 @@
             <w:r>
               <w:rPr>
                 <w:rFonts w:ascii="Verdana" w:hAnsi="Verdana"/>
-                <w:i/>
-              </w:rPr>
-              <w:t>Team member:</w:t>
+                <w:b/>
+                <w:bCs/>
+                <w:i/>
+              </w:rPr>
+              <w:t xml:space="preserve">Wren Heinley: </w:t>
+            </w:r>
+            <w:r>
+              <w:rPr>
+                <w:rFonts w:ascii="Verdana" w:hAnsi="Verdana"/>
+                <w:i/>
+              </w:rPr>
+              <w:t xml:space="preserve">Research and continue work on </w:t>
+            </w:r>
+            <w:r>
+              <w:rPr>
+                <w:rFonts w:ascii="Verdana" w:hAnsi="Verdana"/>
+                <w:i/>
+              </w:rPr>
+              <w:t>demo 1</w:t>
+            </w:r>
+            <w:r>
+              <w:rPr>
+                <w:rFonts w:ascii="Verdana" w:hAnsi="Verdana"/>
+                <w:i/>
+              </w:rPr>
+              <w:t xml:space="preserve"> for localization and control</w:t>
             </w:r>
           </w:p>
         </w:tc>
@@ -2238,9 +2587,41 @@
             <w:r>
               <w:rPr>
                 <w:rFonts w:ascii="Verdana" w:hAnsi="Verdana"/>
-                <w:i/>
-              </w:rPr>
-              <w:t>Team member:</w:t>
+                <w:b/>
+                <w:bCs/>
+                <w:i/>
+              </w:rPr>
+              <w:t>Vlad Kazakin</w:t>
+            </w:r>
+            <w:r>
+              <w:rPr>
+                <w:rFonts w:ascii="Verdana" w:hAnsi="Verdana"/>
+                <w:b/>
+                <w:bCs/>
+                <w:i/>
+              </w:rPr>
+              <w:t xml:space="preserve">: </w:t>
+            </w:r>
+            <w:r>
+              <w:rPr>
+                <w:rFonts w:ascii="Verdana" w:hAnsi="Verdana"/>
+                <w:i/>
+              </w:rPr>
+              <w:t xml:space="preserve">Research and continue work on </w:t>
+            </w:r>
+            <w:r>
+              <w:rPr>
+                <w:rFonts w:ascii="Verdana" w:hAnsi="Verdana"/>
+                <w:i/>
+              </w:rPr>
+              <w:t>demo 1</w:t>
+            </w:r>
+            <w:r>
+              <w:rPr>
+                <w:rFonts w:ascii="Verdana" w:hAnsi="Verdana"/>
+                <w:i/>
+              </w:rPr>
+              <w:t xml:space="preserve"> for localization and control</w:t>
             </w:r>
           </w:p>
         </w:tc>
@@ -2274,9 +2655,41 @@
             <w:r>
               <w:rPr>
                 <w:rFonts w:ascii="Verdana" w:hAnsi="Verdana"/>
-                <w:i/>
-              </w:rPr>
-              <w:t>Team member:</w:t>
+                <w:b/>
+                <w:bCs/>
+                <w:i/>
+              </w:rPr>
+              <w:t>Cameron Macmillan</w:t>
+            </w:r>
+            <w:r>
+              <w:rPr>
+                <w:rFonts w:ascii="Verdana" w:hAnsi="Verdana"/>
+                <w:b/>
+                <w:bCs/>
+                <w:i/>
+              </w:rPr>
+              <w:t xml:space="preserve">: </w:t>
+            </w:r>
+            <w:r>
+              <w:rPr>
+                <w:rFonts w:ascii="Verdana" w:hAnsi="Verdana"/>
+                <w:i/>
+              </w:rPr>
+              <w:t xml:space="preserve">Research and continue work on </w:t>
+            </w:r>
+            <w:r>
+              <w:rPr>
+                <w:rFonts w:ascii="Verdana" w:hAnsi="Verdana"/>
+                <w:i/>
+              </w:rPr>
+              <w:t>demo 1</w:t>
+            </w:r>
+            <w:r>
+              <w:rPr>
+                <w:rFonts w:ascii="Verdana" w:hAnsi="Verdana"/>
+                <w:i/>
+              </w:rPr>
+              <w:t xml:space="preserve"> for localization and control</w:t>
             </w:r>
           </w:p>
         </w:tc>
@@ -2310,9 +2723,41 @@
             <w:r>
               <w:rPr>
                 <w:rFonts w:ascii="Verdana" w:hAnsi="Verdana"/>
-                <w:i/>
-              </w:rPr>
-              <w:t>Team member:</w:t>
+                <w:b/>
+                <w:bCs/>
+                <w:i/>
+              </w:rPr>
+              <w:t>Ben Rozic</w:t>
+            </w:r>
+            <w:r>
+              <w:rPr>
+                <w:rFonts w:ascii="Verdana" w:hAnsi="Verdana"/>
+                <w:b/>
+                <w:bCs/>
+                <w:i/>
+              </w:rPr>
+              <w:t xml:space="preserve">: </w:t>
+            </w:r>
+            <w:r>
+              <w:rPr>
+                <w:rFonts w:ascii="Verdana" w:hAnsi="Verdana"/>
+                <w:i/>
+              </w:rPr>
+              <w:t xml:space="preserve">Research and continue work on </w:t>
+            </w:r>
+            <w:r>
+              <w:rPr>
+                <w:rFonts w:ascii="Verdana" w:hAnsi="Verdana"/>
+                <w:i/>
+              </w:rPr>
+              <w:t>demo 1</w:t>
+            </w:r>
+            <w:r>
+              <w:rPr>
+                <w:rFonts w:ascii="Verdana" w:hAnsi="Verdana"/>
+                <w:i/>
+              </w:rPr>
+              <w:t xml:space="preserve"> for localization and control</w:t>
             </w:r>
           </w:p>
         </w:tc>
@@ -2343,13 +2788,6 @@
                 <w:i/>
               </w:rPr>
             </w:pPr>
-            <w:r>
-              <w:rPr>
-                <w:rFonts w:ascii="Verdana" w:hAnsi="Verdana"/>
-                <w:i/>
-              </w:rPr>
-              <w:t>Team member:</w:t>
-            </w:r>
           </w:p>
         </w:tc>
       </w:tr>
@@ -2385,6 +2823,13 @@
                 <w:i/>
               </w:rPr>
             </w:pPr>
+            <w:r>
+              <w:rPr>
+                <w:rFonts w:ascii="Verdana" w:hAnsi="Verdana"/>
+                <w:i/>
+              </w:rPr>
+              <w:t>10/16/26</w:t>
+            </w:r>
           </w:p>
         </w:tc>
       </w:tr>
@@ -2420,6 +2865,13 @@
                 <w:i/>
               </w:rPr>
             </w:pPr>
+            <w:r>
+              <w:rPr>
+                <w:rFonts w:ascii="Verdana" w:hAnsi="Verdana"/>
+                <w:i/>
+              </w:rPr>
+              <w:t>Ben Rozic</w:t>
+            </w:r>
           </w:p>
         </w:tc>
       </w:tr>
@@ -2529,31 +2981,85 @@
                 <w:b/>
                 <w:color w:val="01564C"/>
               </w:rPr>
-              <w:t xml:space="preserve">Start Time:  </w:t>
-            </w:r>
-            <w:r>
-              <w:rPr>
-                <w:rFonts w:ascii="Verdana" w:hAnsi="Verdana"/>
-                <w:b/>
-                <w:i/>
-              </w:rPr>
-              <w:t>Record time meeting started</w:t>
-            </w:r>
-            <w:r>
-              <w:rPr>
-                <w:rFonts w:ascii="Verdana" w:hAnsi="Verdana"/>
-                <w:b/>
-                <w:color w:val="01564C"/>
-              </w:rPr>
-              <w:t xml:space="preserve">  End Time:  </w:t>
-            </w:r>
-            <w:r>
-              <w:rPr>
-                <w:rFonts w:ascii="Verdana" w:hAnsi="Verdana"/>
-                <w:b/>
-                <w:i/>
-              </w:rPr>
-              <w:t>Record meeting end time</w:t>
+              <w:t>Start Time</w:t>
+            </w:r>
+            <w:proofErr w:type="gramStart"/>
+            <w:r>
+              <w:rPr>
+                <w:rFonts w:ascii="Verdana" w:hAnsi="Verdana"/>
+                <w:b/>
+                <w:color w:val="01564C"/>
+              </w:rPr>
+              <w:t xml:space="preserve">:  </w:t>
+            </w:r>
+            <w:r>
+              <w:rPr>
+                <w:rFonts w:ascii="Verdana" w:hAnsi="Verdana"/>
+                <w:b/>
+                <w:i/>
+              </w:rPr>
+              <w:t>Record</w:t>
+            </w:r>
+            <w:proofErr w:type="gramEnd"/>
+            <w:r>
+              <w:rPr>
+                <w:rFonts w:ascii="Verdana" w:hAnsi="Verdana"/>
+                <w:b/>
+                <w:i/>
+              </w:rPr>
+              <w:t xml:space="preserve"> time meeting </w:t>
+            </w:r>
+            <w:proofErr w:type="gramStart"/>
+            <w:r>
+              <w:rPr>
+                <w:rFonts w:ascii="Verdana" w:hAnsi="Verdana"/>
+                <w:b/>
+                <w:i/>
+              </w:rPr>
+              <w:t>started</w:t>
+            </w:r>
+            <w:r>
+              <w:rPr>
+                <w:rFonts w:ascii="Verdana" w:hAnsi="Verdana"/>
+                <w:b/>
+                <w:color w:val="01564C"/>
+              </w:rPr>
+              <w:t xml:space="preserve">  End</w:t>
+            </w:r>
+            <w:proofErr w:type="gramEnd"/>
+            <w:r>
+              <w:rPr>
+                <w:rFonts w:ascii="Verdana" w:hAnsi="Verdana"/>
+                <w:b/>
+                <w:color w:val="01564C"/>
+              </w:rPr>
+              <w:t xml:space="preserve"> Time</w:t>
+            </w:r>
+            <w:proofErr w:type="gramStart"/>
+            <w:r>
+              <w:rPr>
+                <w:rFonts w:ascii="Verdana" w:hAnsi="Verdana"/>
+                <w:b/>
+                <w:color w:val="01564C"/>
+              </w:rPr>
+              <w:t xml:space="preserve">:  </w:t>
+            </w:r>
+            <w:r>
+              <w:rPr>
+                <w:rFonts w:ascii="Verdana" w:hAnsi="Verdana"/>
+                <w:b/>
+                <w:i/>
+              </w:rPr>
+              <w:t>Record</w:t>
+            </w:r>
+            <w:proofErr w:type="gramEnd"/>
+            <w:r>
+              <w:rPr>
+                <w:rFonts w:ascii="Verdana" w:hAnsi="Verdana"/>
+                <w:b/>
+                <w:i/>
+              </w:rPr>
+              <w:t xml:space="preserve"> meeting end time</w:t>
             </w:r>
           </w:p>
           <w:p>
@@ -2626,7 +3132,23 @@
                 <w:rFonts w:ascii="Verdana" w:hAnsi="Verdana"/>
                 <w:color w:val="01564C"/>
               </w:rPr>
-              <w:t>2.  Purpose of Meeting</w:t>
+              <w:t>2</w:t>
+            </w:r>
+            <w:proofErr w:type="gramStart"/>
+            <w:r>
+              <w:rPr>
+                <w:rFonts w:ascii="Verdana" w:hAnsi="Verdana"/>
+                <w:color w:val="01564C"/>
+              </w:rPr>
+              <w:t>.  Purpose</w:t>
+            </w:r>
+            <w:proofErr w:type="gramEnd"/>
+            <w:r>
+              <w:rPr>
+                <w:rFonts w:ascii="Verdana" w:hAnsi="Verdana"/>
+                <w:color w:val="01564C"/>
+              </w:rPr>
+              <w:t xml:space="preserve"> of Meeting</w:t>
             </w:r>
           </w:p>
         </w:tc>
@@ -2848,7 +3370,23 @@
                 <w:rFonts w:ascii="Verdana" w:hAnsi="Verdana"/>
                 <w:color w:val="01564C"/>
               </w:rPr>
-              <w:t>4.  Summarize work completed during meeting</w:t>
+              <w:t>4</w:t>
+            </w:r>
+            <w:proofErr w:type="gramStart"/>
+            <w:r>
+              <w:rPr>
+                <w:rFonts w:ascii="Verdana" w:hAnsi="Verdana"/>
+                <w:color w:val="01564C"/>
+              </w:rPr>
+              <w:t>.  Summarize</w:t>
+            </w:r>
+            <w:proofErr w:type="gramEnd"/>
+            <w:r>
+              <w:rPr>
+                <w:rFonts w:ascii="Verdana" w:hAnsi="Verdana"/>
+                <w:color w:val="01564C"/>
+              </w:rPr>
+              <w:t xml:space="preserve"> work completed during meeting</w:t>
             </w:r>
           </w:p>
         </w:tc>
@@ -2884,35 +3422,26 @@
                 <w:rFonts w:ascii="Verdana" w:hAnsi="Verdana"/>
                 <w:color w:val="01564C"/>
               </w:rPr>
-              <w:t xml:space="preserve">5. Review action items to be completed </w:t>
-            </w:r>
-            <w:r>
-              <w:rPr>
-                <w:rFonts w:ascii="Verdana" w:hAnsi="Verdana"/>
-                <w:color w:val="01564C"/>
-              </w:rPr>
-              <w:lastRenderedPageBreak/>
-              <w:t>after meeting</w:t>
-            </w:r>
-          </w:p>
-        </w:tc>
-        <w:tc>
-          <w:tcPr>
-            <w:tcW w:w="7920" w:type="dxa"/>
-          </w:tcPr>
-          <w:p>
-            <w:pPr>
-              <w:rPr>
-                <w:rFonts w:ascii="Verdana" w:hAnsi="Verdana"/>
-                <w:i/>
-              </w:rPr>
-            </w:pPr>
-            <w:r>
-              <w:rPr>
-                <w:rFonts w:ascii="Verdana" w:hAnsi="Verdana"/>
-                <w:i/>
-              </w:rPr>
-              <w:lastRenderedPageBreak/>
+              <w:t>5. Review action items to be completed after meeting</w:t>
+            </w:r>
+          </w:p>
+        </w:tc>
+        <w:tc>
+          <w:tcPr>
+            <w:tcW w:w="7920" w:type="dxa"/>
+          </w:tcPr>
+          <w:p>
+            <w:pPr>
+              <w:rPr>
+                <w:rFonts w:ascii="Verdana" w:hAnsi="Verdana"/>
+                <w:i/>
+              </w:rPr>
+            </w:pPr>
+            <w:r>
+              <w:rPr>
+                <w:rFonts w:ascii="Verdana" w:hAnsi="Verdana"/>
+                <w:i/>
+              </w:rPr>
               <w:t>Team member:</w:t>
             </w:r>
           </w:p>
@@ -3238,31 +3767,85 @@
                 <w:b/>
                 <w:color w:val="01564C"/>
               </w:rPr>
-              <w:t xml:space="preserve">Start Time:  </w:t>
-            </w:r>
-            <w:r>
-              <w:rPr>
-                <w:rFonts w:ascii="Verdana" w:hAnsi="Verdana"/>
-                <w:b/>
-                <w:i/>
-              </w:rPr>
-              <w:t>Record time meeting started</w:t>
-            </w:r>
-            <w:r>
-              <w:rPr>
-                <w:rFonts w:ascii="Verdana" w:hAnsi="Verdana"/>
-                <w:b/>
-                <w:color w:val="01564C"/>
-              </w:rPr>
-              <w:t xml:space="preserve">  End Time:  </w:t>
-            </w:r>
-            <w:r>
-              <w:rPr>
-                <w:rFonts w:ascii="Verdana" w:hAnsi="Verdana"/>
-                <w:b/>
-                <w:i/>
-              </w:rPr>
-              <w:t>Record meeting end time</w:t>
+              <w:t>Start Time</w:t>
+            </w:r>
+            <w:proofErr w:type="gramStart"/>
+            <w:r>
+              <w:rPr>
+                <w:rFonts w:ascii="Verdana" w:hAnsi="Verdana"/>
+                <w:b/>
+                <w:color w:val="01564C"/>
+              </w:rPr>
+              <w:t xml:space="preserve">:  </w:t>
+            </w:r>
+            <w:r>
+              <w:rPr>
+                <w:rFonts w:ascii="Verdana" w:hAnsi="Verdana"/>
+                <w:b/>
+                <w:i/>
+              </w:rPr>
+              <w:t>Record</w:t>
+            </w:r>
+            <w:proofErr w:type="gramEnd"/>
+            <w:r>
+              <w:rPr>
+                <w:rFonts w:ascii="Verdana" w:hAnsi="Verdana"/>
+                <w:b/>
+                <w:i/>
+              </w:rPr>
+              <w:t xml:space="preserve"> time meeting </w:t>
+            </w:r>
+            <w:proofErr w:type="gramStart"/>
+            <w:r>
+              <w:rPr>
+                <w:rFonts w:ascii="Verdana" w:hAnsi="Verdana"/>
+                <w:b/>
+                <w:i/>
+              </w:rPr>
+              <w:t>started</w:t>
+            </w:r>
+            <w:r>
+              <w:rPr>
+                <w:rFonts w:ascii="Verdana" w:hAnsi="Verdana"/>
+                <w:b/>
+                <w:color w:val="01564C"/>
+              </w:rPr>
+              <w:t xml:space="preserve">  End</w:t>
+            </w:r>
+            <w:proofErr w:type="gramEnd"/>
+            <w:r>
+              <w:rPr>
+                <w:rFonts w:ascii="Verdana" w:hAnsi="Verdana"/>
+                <w:b/>
+                <w:color w:val="01564C"/>
+              </w:rPr>
+              <w:t xml:space="preserve"> Time</w:t>
+            </w:r>
+            <w:proofErr w:type="gramStart"/>
+            <w:r>
+              <w:rPr>
+                <w:rFonts w:ascii="Verdana" w:hAnsi="Verdana"/>
+                <w:b/>
+                <w:color w:val="01564C"/>
+              </w:rPr>
+              <w:t xml:space="preserve">:  </w:t>
+            </w:r>
+            <w:r>
+              <w:rPr>
+                <w:rFonts w:ascii="Verdana" w:hAnsi="Verdana"/>
+                <w:b/>
+                <w:i/>
+              </w:rPr>
+              <w:t>Record</w:t>
+            </w:r>
+            <w:proofErr w:type="gramEnd"/>
+            <w:r>
+              <w:rPr>
+                <w:rFonts w:ascii="Verdana" w:hAnsi="Verdana"/>
+                <w:b/>
+                <w:i/>
+              </w:rPr>
+              <w:t xml:space="preserve"> meeting end time</w:t>
             </w:r>
           </w:p>
           <w:p>
@@ -3335,7 +3918,23 @@
                 <w:rFonts w:ascii="Verdana" w:hAnsi="Verdana"/>
                 <w:color w:val="01564C"/>
               </w:rPr>
-              <w:t>2.  Purpose of Meeting</w:t>
+              <w:t>2</w:t>
+            </w:r>
+            <w:proofErr w:type="gramStart"/>
+            <w:r>
+              <w:rPr>
+                <w:rFonts w:ascii="Verdana" w:hAnsi="Verdana"/>
+                <w:color w:val="01564C"/>
+              </w:rPr>
+              <w:t>.  Purpose</w:t>
+            </w:r>
+            <w:proofErr w:type="gramEnd"/>
+            <w:r>
+              <w:rPr>
+                <w:rFonts w:ascii="Verdana" w:hAnsi="Verdana"/>
+                <w:color w:val="01564C"/>
+              </w:rPr>
+              <w:t xml:space="preserve"> of Meeting</w:t>
             </w:r>
           </w:p>
         </w:tc>
@@ -3557,7 +4156,23 @@
                 <w:rFonts w:ascii="Verdana" w:hAnsi="Verdana"/>
                 <w:color w:val="01564C"/>
               </w:rPr>
-              <w:t>4.  Summarize work completed during meeting</w:t>
+              <w:t>4</w:t>
+            </w:r>
+            <w:proofErr w:type="gramStart"/>
+            <w:r>
+              <w:rPr>
+                <w:rFonts w:ascii="Verdana" w:hAnsi="Verdana"/>
+                <w:color w:val="01564C"/>
+              </w:rPr>
+              <w:t>.  Summarize</w:t>
+            </w:r>
+            <w:proofErr w:type="gramEnd"/>
+            <w:r>
+              <w:rPr>
+                <w:rFonts w:ascii="Verdana" w:hAnsi="Verdana"/>
+                <w:color w:val="01564C"/>
+              </w:rPr>
+              <w:t xml:space="preserve"> work completed during meeting</w:t>
             </w:r>
           </w:p>
         </w:tc>
